--- a/03_Outputs/final scripts/pt/Module 5/5.0.0-pt.docx
+++ b/03_Outputs/final scripts/pt/Module 5/5.0.0-pt.docx
@@ -14,7 +14,7 @@
     </w:p>
     <w:p>
       <w:r>
-        <w:t xml:space="preserve">A governança eficaz fornece a direção estratégica para a mudança. Ela alinha os objetivos nacionais com os compromissos internacionais, traduz as metas climáticas de longo prazo em planos práticos e cria instituições capazes de coordenar setores e níveis de governo. Ao mesmo tempo, estabelece regras e incentivos credíveis que dão aos investidores, concessionárias e comunidades a confiança para agir, ao mesmo tempo em que salvaguarda os interesses públicos e a integridade ambiental.  </w:t>
+        <w:t xml:space="preserve">A governança eficaz fornece a direção estratégica para a mudança. Ela alinha os objetivos nacionais com os compromissos internacionais, traduz as metas climáticas de longo prazo em planos práticos e cria instituições capazes de coordenar setores e níveis de governo. Ao mesmo tempo, estabelece regras e incentivos credíveis que dão confiança a investidores, concessionárias e comunidades para agir, ao mesmo tempo em que salvaguarda os interesses públicos e a integridade ambiental.  </w:t>
       </w:r>
     </w:p>
     <w:p>
